--- a/PRD_KatalyzerVega_v1.docx
+++ b/PRD_KatalyzerVega_v1.docx
@@ -5642,6 +5642,14 @@
       </w:pPr>
       <w:r>
         <w:t xml:space="preserve"/>
+      </w:r>
+    </w:p>
+    <w:p>
+      <w:pPr>
+        <w:spacing w:after="140" w:before="0"/>
+      </w:pPr>
+      <w:r>
+        <w:t>Alerta gêmeo: Q1 excessivamente grande. Verificação executada ao abrir a aba, mutuamente exclusiva com o alerta de Q1 vazio. Condição: contribuintes em Q1 / total_contribuintes_ativos &gt; 0.18 (18%). Visual: card âmbar (fundo #FEF3C7, borda #FCD34D), ícone ⚠, texto: "Q1 contém {X}% dos contribuintes ativos ({N} contribuintes). Capacidade operacional típica de equipe de cobrança municipal é 8–15% da carteira. Considere elevar os thresholds na sidebar ou segmentar Q1 em ondas de priorização." Implementação: verificar_q1_dimensao() em tab_scoring.py retorna "vazio" | "excessivo" | None. Componente: alerta_q1_excessivo(contrib_q1, pct_carteira) em components/alerts.py.</w:t>
       </w:r>
     </w:p>
     <w:p>
@@ -13007,6 +13015,14 @@
     </w:p>
     <w:p>
       <w:pPr>
+        <w:spacing w:after="140" w:before="0"/>
+      </w:pPr>
+      <w:r>
+        <w:t>Trava de sanidade (v1.1): antes de renderizar o gráfico, verificar se algum cenário projeta recuperação &gt; 50% do valor ativo em 12 meses. Se sim: exibir banner vermelho (fundo #FEE2E2, borda #FCA5A5) bloqueando a visualização do gráfico. O banner lista os cenários anômalos com o percentual projetado e exige que o analista preencha uma justificativa (mínimo 20 caracteres) e clique "Confirmar override e visualizar" para prosseguir. Implementação: _validar_sanidade_cenarios() em tab_cenarios.py, componente alerta_cenario_anomalo(anomalias) em components/alerts.py. Não remover ou contornar esta trava — cenários irreais podem ser apresentados a gestores municipais.</w:t>
+      </w:r>
+    </w:p>
+    <w:p>
+      <w:pPr>
         <w:pStyle w:val="Heading2"/>
         <w:spacing w:after="100" w:before="280"/>
       </w:pPr>
@@ -15166,7 +15182,7 @@
           <w:sz w:val="18"/>
           <w:szCs w:val="18"/>
         </w:rPr>
-        <w:t xml:space="preserve">© 2026 Katalyzer Tecnologia Ltda. · PRD Vega v1.0 · Documento tecnico restrito a equipe de desenvolvimento.</w:t>
+        <w:t>© 2026 Katalyzer Tecnologia Ltda. · PRD Vega v1.1 · Documento tecnico restrito a equipe de desenvolvimento.</w:t>
       </w:r>
     </w:p>
     <w:sectPr>
